--- a/NIST-800-207A/CSW-NIST-800-207A-Reference-Design.docx
+++ b/NIST-800-207A/CSW-NIST-800-207A-Reference-Design.docx
@@ -37,13 +37,13 @@
         <w:t xml:space="preserve">Cisco Secure Workload — NIST SP 800-207A</w:t>
       </w:r>
     </w:p>
-    <w:bookmarkStart w:id="9" w:name="X6c26de2a22dc1af4a668aebf60de3fdda9825f1"/>
+    <w:bookmarkStart w:id="9" w:name="Xb31cfdbd191350eada61b0d21becc7274c55ba6"/>
     <w:p>
       <w:pPr>
         <w:pStyle w:val="Heading2"/>
       </w:pPr>
       <w:r>
-        <w:t xml:space="preserve">Technical Runbook | PDP/PEP/PA/PIP Implementation Guide</w:t>
+        <w:t xml:space="preserve">Reference Design | PDP/PEP/PA/PIP Implementation Guide</w:t>
       </w:r>
     </w:p>
     <w:p>
@@ -117,7 +117,7 @@
         <w:t xml:space="preserve"> </w:t>
       </w:r>
       <w:r>
-        <w:t xml:space="preserve">NIST SP 800-207A is in public draft / comment stage. This runbook is anchored to the stable PDP/PEP/PA/PIP logical component model, which is consistent with SP 800-207 and unlikely to change materially. Sections derived from draft-specific content are marked</w:t>
+        <w:t xml:space="preserve">NIST SP 800-207A is in public draft / comment stage. This reference design is anchored to the stable PDP/PEP/PA/PIP logical component model, which is consistent with SP 800-207 and unlikely to change materially. Sections derived from draft-specific content are marked</w:t>
       </w:r>
       <w:r>
         <w:t xml:space="preserve"> </w:t>
@@ -201,7 +201,7 @@
           <w:rPr>
             <w:rStyle w:val="Hyperlink"/>
           </w:rPr>
-          <w:t xml:space="preserve">800-207 runbook</w:t>
+          <w:t xml:space="preserve">800-207 reference design</w:t>
         </w:r>
       </w:hyperlink>
       <w:r>
@@ -239,7 +239,7 @@
           <w:b/>
           <w:bCs/>
         </w:rPr>
-        <w:t xml:space="preserve">Questions this runbook helps you answer:</w:t>
+        <w:t xml:space="preserve">Questions this reference design helps you answer:</w:t>
       </w:r>
     </w:p>
     <w:p>
